--- a/Documentacion.docx
+++ b/Documentacion.docx
@@ -10,10 +10,7 @@
     <w:p/>
     <w:p>
       <w:r>
-        <w:t xml:space="preserve"> </w:t>
-      </w:r>
-      <w:r>
-        <w:t>Requisitos Funcionales (RF)</w:t>
+        <w:t xml:space="preserve"> Requisitos Funcionales (RF)</w:t>
       </w:r>
     </w:p>
     <w:p>
@@ -193,6 +190,255 @@
         <w:t>) registrando la hora exacta.</w:t>
       </w:r>
     </w:p>
+    <w:p/>
+    <w:p/>
+    <w:p/>
+    <w:p/>
+    <w:p/>
+    <w:p/>
+    <w:p/>
+    <w:p/>
+    <w:p/>
+    <w:p/>
+    <w:p/>
+    <w:p/>
+    <w:p/>
+    <w:p/>
+    <w:p/>
+    <w:p/>
+    <w:p/>
+    <w:p/>
+    <w:p/>
+    <w:p/>
+    <w:p/>
+    <w:p>
+      <w:pPr>
+        <w:pStyle w:val="Ttulo1"/>
+      </w:pPr>
+      <w:r>
+        <w:lastRenderedPageBreak/>
+        <w:t>Manual de usuario</w:t>
+      </w:r>
+    </w:p>
+    <w:p>
+      <w:pPr>
+        <w:pStyle w:val="NormalWeb"/>
+      </w:pPr>
+      <w:r>
+        <w:rPr>
+          <w:rFonts w:hAnsi="Symbol"/>
+        </w:rPr>
+        <w:t></w:t>
+      </w:r>
+      <w:r>
+        <w:t xml:space="preserve"> Pantalla</w:t>
+      </w:r>
+      <w:r>
+        <w:rPr>
+          <w:b/>
+          <w:bCs/>
+        </w:rPr>
+        <w:t xml:space="preserve"> Principal:</w:t>
+      </w:r>
+      <w:r>
+        <w:t xml:space="preserve"> Ingresa la matrícula o el nombre del alumno en la barra de búsqueda.</w:t>
+      </w:r>
+    </w:p>
+    <w:p>
+      <w:pPr>
+        <w:pStyle w:val="NormalWeb"/>
+      </w:pPr>
+      <w:r>
+        <w:rPr>
+          <w:rFonts w:hAnsi="Symbol"/>
+        </w:rPr>
+        <w:t></w:t>
+      </w:r>
+      <w:r>
+        <w:t xml:space="preserve"> Registro</w:t>
+      </w:r>
+      <w:r>
+        <w:rPr>
+          <w:b/>
+          <w:bCs/>
+        </w:rPr>
+        <w:t>:</w:t>
+      </w:r>
+      <w:r>
+        <w:t xml:space="preserve"> Haz clic en el botón de "Registrar Acceso". El sistema alternará automáticamente entre "Dentro" y "Fuera" según el historial del día.</w:t>
+      </w:r>
+    </w:p>
+    <w:p>
+      <w:pPr>
+        <w:pStyle w:val="NormalWeb"/>
+      </w:pPr>
+      <w:r>
+        <w:rPr>
+          <w:rFonts w:hAnsi="Symbol"/>
+        </w:rPr>
+        <w:t></w:t>
+      </w:r>
+      <w:r>
+        <w:t xml:space="preserve"> Restricciones</w:t>
+      </w:r>
+      <w:r>
+        <w:rPr>
+          <w:b/>
+          <w:bCs/>
+        </w:rPr>
+        <w:t>:</w:t>
+      </w:r>
+      <w:r>
+        <w:t xml:space="preserve"> Solo los alumnos previamente cargados en la base de datos pueden ingresar. Para nuevos ingresos, contactar al administrador.</w:t>
+      </w:r>
+    </w:p>
+    <w:p/>
+    <w:p>
+      <w:pPr>
+        <w:pStyle w:val="Ttulo1"/>
+      </w:pPr>
+      <w:r>
+        <w:t>Estructura del proyecto</w:t>
+      </w:r>
+    </w:p>
+    <w:p>
+      <w:pPr>
+        <w:pStyle w:val="NormalWeb"/>
+      </w:pPr>
+      <w:r>
+        <w:rPr>
+          <w:rFonts w:hAnsi="Symbol"/>
+        </w:rPr>
+        <w:t></w:t>
+      </w:r>
+      <w:r>
+        <w:t xml:space="preserve"> /</w:t>
+      </w:r>
+      <w:proofErr w:type="spellStart"/>
+      <w:r>
+        <w:rPr>
+          <w:rStyle w:val="CdigoHTML"/>
+          <w:rFonts w:eastAsiaTheme="majorEastAsia"/>
+        </w:rPr>
+        <w:t>static</w:t>
+      </w:r>
+      <w:proofErr w:type="spellEnd"/>
+      <w:r>
+        <w:t xml:space="preserve">: Archivos CSS y JavaScript del </w:t>
+      </w:r>
+      <w:proofErr w:type="spellStart"/>
+      <w:r>
+        <w:t>frontend</w:t>
+      </w:r>
+      <w:proofErr w:type="spellEnd"/>
+      <w:r>
+        <w:t>.</w:t>
+      </w:r>
+    </w:p>
+    <w:p>
+      <w:pPr>
+        <w:pStyle w:val="NormalWeb"/>
+      </w:pPr>
+      <w:r>
+        <w:rPr>
+          <w:rFonts w:hAnsi="Symbol"/>
+        </w:rPr>
+        <w:t></w:t>
+      </w:r>
+      <w:r>
+        <w:t xml:space="preserve"> /</w:t>
+      </w:r>
+      <w:proofErr w:type="spellStart"/>
+      <w:r>
+        <w:rPr>
+          <w:rStyle w:val="CdigoHTML"/>
+          <w:rFonts w:eastAsiaTheme="majorEastAsia"/>
+        </w:rPr>
+        <w:t>templates</w:t>
+      </w:r>
+      <w:proofErr w:type="spellEnd"/>
+      <w:r>
+        <w:t>: Vistas HTML (Interfaz gráfica).</w:t>
+      </w:r>
+    </w:p>
+    <w:p>
+      <w:pPr>
+        <w:pStyle w:val="NormalWeb"/>
+      </w:pPr>
+      <w:r>
+        <w:rPr>
+          <w:rFonts w:hAnsi="Symbol"/>
+        </w:rPr>
+        <w:t></w:t>
+      </w:r>
+      <w:r>
+        <w:t xml:space="preserve"> main.py</w:t>
+      </w:r>
+      <w:r>
+        <w:t xml:space="preserve">: Lógica principal del </w:t>
+      </w:r>
+      <w:proofErr w:type="spellStart"/>
+      <w:r>
+        <w:t>backend</w:t>
+      </w:r>
+      <w:proofErr w:type="spellEnd"/>
+      <w:r>
+        <w:t>, configuración de la API y conexión a base de datos.</w:t>
+      </w:r>
+    </w:p>
+    <w:p>
+      <w:pPr>
+        <w:pStyle w:val="NormalWeb"/>
+      </w:pPr>
+      <w:proofErr w:type="gramStart"/>
+      <w:r>
+        <w:rPr>
+          <w:rFonts w:hAnsi="Symbol"/>
+        </w:rPr>
+        <w:t></w:t>
+      </w:r>
+      <w:r>
+        <w:t xml:space="preserve">  </w:t>
+      </w:r>
+      <w:proofErr w:type="spellStart"/>
+      <w:r>
+        <w:rPr>
+          <w:rStyle w:val="CdigoHTML"/>
+          <w:rFonts w:eastAsiaTheme="majorEastAsia"/>
+        </w:rPr>
+        <w:t>laboratorio</w:t>
+      </w:r>
+      <w:proofErr w:type="gramEnd"/>
+      <w:r>
+        <w:rPr>
+          <w:rStyle w:val="CdigoHTML"/>
+          <w:rFonts w:eastAsiaTheme="majorEastAsia"/>
+        </w:rPr>
+        <w:t>.db</w:t>
+      </w:r>
+      <w:proofErr w:type="spellEnd"/>
+      <w:r>
+        <w:t>: Base de datos SQLite (se autogenera al iniciar el sistema).</w:t>
+      </w:r>
+    </w:p>
+    <w:p>
+      <w:pPr>
+        <w:pStyle w:val="NormalWeb"/>
+      </w:pPr>
+      <w:r>
+        <w:rPr>
+          <w:rFonts w:hAnsi="Symbol"/>
+        </w:rPr>
+        <w:t></w:t>
+      </w:r>
+      <w:r>
+        <w:t xml:space="preserve"> requirements.txt</w:t>
+      </w:r>
+      <w:r>
+        <w:t>: Lista de dependencias y librerías necesarias.</w:t>
+      </w:r>
+    </w:p>
+    <w:p/>
     <w:p/>
     <w:sectPr>
       <w:pgSz w:w="12240" w:h="15840"/>
@@ -603,6 +849,27 @@
     <w:name w:val="Normal"/>
     <w:qFormat/>
   </w:style>
+  <w:style w:type="paragraph" w:styleId="Ttulo1">
+    <w:name w:val="heading 1"/>
+    <w:basedOn w:val="Normal"/>
+    <w:next w:val="Normal"/>
+    <w:link w:val="Ttulo1Car"/>
+    <w:uiPriority w:val="9"/>
+    <w:qFormat/>
+    <w:rsid w:val="00636298"/>
+    <w:pPr>
+      <w:keepNext/>
+      <w:keepLines/>
+      <w:spacing w:before="240" w:after="0"/>
+      <w:outlineLvl w:val="0"/>
+    </w:pPr>
+    <w:rPr>
+      <w:rFonts w:asciiTheme="majorHAnsi" w:eastAsiaTheme="majorEastAsia" w:hAnsiTheme="majorHAnsi" w:cstheme="majorBidi"/>
+      <w:color w:val="2F5496" w:themeColor="accent1" w:themeShade="BF"/>
+      <w:sz w:val="32"/>
+      <w:szCs w:val="32"/>
+    </w:rPr>
+  </w:style>
   <w:style w:type="character" w:default="1" w:styleId="Fuentedeprrafopredeter">
     <w:name w:val="Default Paragraph Font"/>
     <w:uiPriority w:val="1"/>
@@ -647,6 +914,36 @@
     <w:name w:val="math-inline"/>
     <w:basedOn w:val="Fuentedeprrafopredeter"/>
     <w:rsid w:val="006F6528"/>
+  </w:style>
+  <w:style w:type="character" w:customStyle="1" w:styleId="Ttulo1Car">
+    <w:name w:val="Título 1 Car"/>
+    <w:basedOn w:val="Fuentedeprrafopredeter"/>
+    <w:link w:val="Ttulo1"/>
+    <w:uiPriority w:val="9"/>
+    <w:rsid w:val="00636298"/>
+    <w:rPr>
+      <w:rFonts w:asciiTheme="majorHAnsi" w:eastAsiaTheme="majorEastAsia" w:hAnsiTheme="majorHAnsi" w:cstheme="majorBidi"/>
+      <w:color w:val="2F5496" w:themeColor="accent1" w:themeShade="BF"/>
+      <w:sz w:val="32"/>
+      <w:szCs w:val="32"/>
+    </w:rPr>
+  </w:style>
+  <w:style w:type="paragraph" w:styleId="NormalWeb">
+    <w:name w:val="Normal (Web)"/>
+    <w:basedOn w:val="Normal"/>
+    <w:uiPriority w:val="99"/>
+    <w:semiHidden/>
+    <w:unhideWhenUsed/>
+    <w:rsid w:val="00636298"/>
+    <w:pPr>
+      <w:spacing w:before="100" w:beforeAutospacing="1" w:after="100" w:afterAutospacing="1" w:line="240" w:lineRule="auto"/>
+    </w:pPr>
+    <w:rPr>
+      <w:rFonts w:ascii="Times New Roman" w:eastAsia="Times New Roman" w:hAnsi="Times New Roman" w:cs="Times New Roman"/>
+      <w:sz w:val="24"/>
+      <w:szCs w:val="24"/>
+      <w:lang w:eastAsia="es-MX"/>
+    </w:rPr>
   </w:style>
 </w:styles>
 </file>
